--- a/rapports/16_02_2026/ALPHA_BALDE/coh_EQ21_sup_092201010009.docx
+++ b/rapports/16_02_2026/ALPHA_BALDE/coh_EQ21_sup_092201010009.docx
@@ -25,7 +25,7 @@
         <w:br/>
         <w:t>Grappe: 092201010009</w:t>
         <w:br/>
-        <w:t>Date: 16/02/2026 a 12:40</w:t>
+        <w:t>Date: 16/02/2026 a 12:58</w:t>
       </w:r>
     </w:p>
     <w:p/>

--- a/rapports/16_02_2026/ALPHA_BALDE/coh_EQ21_sup_092201010009.docx
+++ b/rapports/16_02_2026/ALPHA_BALDE/coh_EQ21_sup_092201010009.docx
@@ -25,7 +25,7 @@
         <w:br/>
         <w:t>Grappe: 092201010009</w:t>
         <w:br/>
-        <w:t>Date: 16/02/2026 a 12:58</w:t>
+        <w:t>Date: 16/02/2026 a 13:05</w:t>
       </w:r>
     </w:p>
     <w:p/>
@@ -965,7 +965,7 @@
         <w:rPr>
           <w:sz w:val="20"/>
         </w:rPr>
-        <w:t>- Attention ! Le prix unitaire d'achat (100 Fcfa) de Citron en Pièce (Petit) est relativement élevé par rapport aux autres prix observés dans cette zone. Prière de corriger ou de confirmer avec le QG. Attention ! Le prix unitaire d'achat (300 Fcfa) de Sucre en poudre  en Kg (taille unique) est relativement faible par rapport aux autres prix observés dans cette zone. Prière de corriger ou de confirmer avec le QG. Avertissement!!! Le ménage a consommé 3 Paquet Petit de Thé en sachet, cette quantité semble anormale pour une consommation des 7 derniers jours.Prière de corriger ou de confirmer avec le QG. Avertissement!! le prix unitaire (100 Fcfa) de Thé en sachet (unité: Paquet) de taille Petit est très faible ou élevé. Prière de corriger ou de confirmer avec le QG.</w:t>
+        <w:t>- Attention ! Le prix unitaire d'achat (100 Fcfa) de Citron en Pièce (Petit) est relativement élevé par rapport aux autres prix observés dans cette zone. Prière de corriger ou de confirmer avec le QG. Attention ! Le prix unitaire d'achat (100 Fcfa) de Soumbala (moutarde africaine) en Sachets (Petit) est relativement élevé par rapport aux autres prix observés dans cette zone. Prière de corriger ou de confirmer avec le QG. Attention ! Le prix unitaire d'achat (300 Fcfa) de Sucre en poudre  en Kg (taille unique) est relativement faible par rapport aux autres prix observés dans cette zone. Prière de corriger ou de confirmer avec le QG. Avertissement!!! Le ménage a consommé 3 Paquet Petit de Thé en sachet, cette quantité semble anormale pour une consommation des 7 derniers jours.Prière de corriger ou de confirmer avec le QG. Avertissement!! le prix unitaire (100 Fcfa) de Thé en sachet (unité: Paquet) de taille Petit est très faible ou élevé. Prière de corriger ou de confirmer avec le QG.</w:t>
       </w:r>
     </w:p>
     <w:p>
@@ -1175,7 +1175,7 @@
         <w:rPr>
           <w:sz w:val="20"/>
         </w:rPr>
-        <w:t xml:space="preserve">- Attention ! Herse a été achété à 3000 Fcfa est relativement élevé par rapport aux autres prix d'achat observés dans cette zone. Prière de corriger ou de confirmer avec le QG. Attention ! Herse a été revendu à 3000 Fcfa qui est relativement élevé par rapport aux autres prix de revente observés dans cette zone. Prière de corriger ou de confirmer avec le QG. </w:t>
+        <w:t xml:space="preserve">- Attention ! Herse a été revendu à 3000 Fcfa qui est relativement élevé par rapport aux autres prix de revente observés dans cette zone. Prière de corriger ou de confirmer avec le QG. </w:t>
         <w:br/>
         <w:t xml:space="preserve">- Attention ! Houe/daba/hilaire a été achété à 7000 Fcfa est relativement élevé par rapport aux autres prix d'achat observés dans cette zone. Prière de corriger ou de confirmer avec le QG. Attention ! Houe/daba/hilaire a été revendu à 7000 Fcfa qui est relativement élevé par rapport aux autres prix de revente observés dans cette zone. Prière de corriger ou de confirmer avec le QG. </w:t>
         <w:br/>
@@ -1634,7 +1634,7 @@
         <w:rPr>
           <w:sz w:val="20"/>
         </w:rPr>
-        <w:t>- Attention ! Le prix unitaire d'achat (25 Fcfa) de Poivre en Sachets (Petit) est relativement faible par rapport aux autres prix observés dans cette zone. Prière de corriger ou de confirmer avec le QG. Attention ! Le prix unitaire d'achat (400 Fcfa) de Pomme de terre en Kg (taille unique) est relativement faible par rapport aux autres prix observés dans cette zone. Prière de corriger ou de confirmer avec le QG. Attention ! Le prix unitaire d'achat (50 Fcfa) de Choux en Morceau (Portion) (Petit) est relativement faible par rapport aux autres prix observés dans cette zone. Prière de corriger ou de confirmer avec le QG. Attention ! Le prix unitaire d'achat (50 Fcfa) de Feuilles de  Haricot en Tas (Petit) est relativement faible par rapport aux autres prix observés dans cette zone. Prière de corriger ou de confirmer avec le QG. Attention ! Le prix unitaire d'achat (50 Fcfa) de Patate douce en Morceau (Portion) (Moyen) est relativement faible par rapport aux autres prix observés dans cette zone. Prière de corriger ou de confirmer avec le QG. Avertissement!! La quantité (3.25 litre) du produit Huile de soja  consommée  par le ménage semble très élevé, prière de corriger ou confirmer avec le QG. Avertissement!!! Le ménage a consommé 7 Paquet Petit de Thé en sachet, cette quantité semble anormale pour une consommation des 7 derniers jours.Prière de corriger ou de confirmer avec le QG. Avertissement!! le prix unitaire (100 Fcfa) de Thé en sachet (unité: Paquet) de taille Petit est très faible ou élevé. Prière de corriger ou de confirmer avec le QG.</w:t>
+        <w:t>- Attention ! Le prix unitaire d'achat (25 Fcfa) de Poivre en Sachets (Petit) est relativement faible par rapport aux autres prix observés dans cette zone. Prière de corriger ou de confirmer avec le QG. Attention ! Le prix unitaire d'achat (50 Fcfa) de Choux en Morceau (Portion) (Petit) est relativement faible par rapport aux autres prix observés dans cette zone. Prière de corriger ou de confirmer avec le QG. Attention ! Le prix unitaire d'achat (50 Fcfa) de Feuilles de  Haricot en Tas (Petit) est relativement faible par rapport aux autres prix observés dans cette zone. Prière de corriger ou de confirmer avec le QG. Attention ! Le prix unitaire d'achat (50 Fcfa) de Patate douce en Morceau (Portion) (Moyen) est relativement faible par rapport aux autres prix observés dans cette zone. Prière de corriger ou de confirmer avec le QG. Avertissement!! La quantité (3.25 litre) du produit Huile de soja  consommée  par le ménage semble très élevé, prière de corriger ou confirmer avec le QG. Avertissement!!! Le ménage a consommé 7 Paquet Petit de Thé en sachet, cette quantité semble anormale pour une consommation des 7 derniers jours.Prière de corriger ou de confirmer avec le QG. Avertissement!! le prix unitaire (100 Fcfa) de Thé en sachet (unité: Paquet) de taille Petit est très faible ou élevé. Prière de corriger ou de confirmer avec le QG.</w:t>
       </w:r>
     </w:p>
     <w:p>
@@ -1699,13 +1699,13 @@
         </w:rPr>
         <w:t xml:space="preserve">- La parcelle parcelle arachides n'a pas été mésurée pour des raisons comme qu'elle est trop petite, GPS en panne et que le Ménage indisponible. Nous vous rappelons que ces raisons ne passent pas pour la non mesure des parcelles prière de les mésurer. Le document légal (titre, acte, certificat etc. ) qui affirme votre possession de la parcelle parcelle arachides est  et semble exister dans les modalités, prière de prendre attache avec le QG pour plus d'explication afin de la classer bien. </w:t>
         <w:br/>
-        <w:t xml:space="preserve">- La quantité d'utilisation de NPK dans la parcelle parcelle mil est de 150 Kilogramme et semble élevé, prière de corriger. Le salaire total payé de toutes catégories confondues par le ménage CHEIKH SENGHOR pour la main-d'oeuvre non-familiale sur la parcelle parcelle mil au cours de la campagne pour la période des récoltes est de 0 qui semble élevé ou faible. Merci de corriger. La parcelle parcelle mil n'a pas été mésurée pour des raisons comme qu'elle est trop petite, GPS en panne et que le Ménage indisponible. Nous vous rappelons que ces raisons ne passent pas pour la non mesure des parcelles prière de les mésurer. Le salaire d'un homme de 15ans et plus ayant travaillé sur la parcelle parcelle mil par jours au moment de la période de préparation du sol (labour) et des semis est de 250 FCFA qui semble faible ou  élevé, prière de corriger. Le document légal (titre, acte, certificat etc. ) qui affirme votre possession de la parcelle parcelle mil est  et semble exister dans les modalités, prière de prendre attache avec le QG pour plus d'explication afin de la classer bien. </w:t>
+        <w:t xml:space="preserve">- La quantité d'utilisation de NPK dans la parcelle parcelle mil est de 150 Kilogramme et semble élevé, prière de corriger. Le salaire total payé de toutes catégories confondues par le ménage CHEIKH SENGHOR pour la main-d'oeuvre non-familiale sur la parcelle parcelle mil au cours de la campagne pour la période des récoltes est de 0 qui semble élevé ou faible. Merci de corriger. La parcelle parcelle mil n'a pas été mésurée pour des raisons comme qu'elle est trop petite, GPS en panne et que le Ménage indisponible. Nous vous rappelons que ces raisons ne passent pas pour la non mesure des parcelles prière de les mésurer. Le salaire d'un homme de 15ans et plus ayant travaillé sur la parcelle parcelle mil par jours au moment de la période de préparation du sol (labour) et des semis est de 100 FCFA qui semble faible ou  élevé, prière de corriger. Le document légal (titre, acte, certificat etc. ) qui affirme votre possession de la parcelle parcelle mil est  et semble exister dans les modalités, prière de prendre attache avec le QG pour plus d'explication afin de la classer bien. </w:t>
         <w:br/>
-        <w:t xml:space="preserve">- Le salaire d'un homme de 15ans et plus ayant travaillé sur la parcelle parcelle arachides par jours au moment de la période de préparation du sol (labour) et des semis est de 200 FCFA qui semble faible ou  élevé, prière de corriger. Le salaire d'un homme de 15ans et plus ayant travaillé sur la parcelle parcelle arachides par jours au moment de la période d'entretien du sol (sarclage, etc.) est de 200 FCFA qui semble faible ou  élevé, prière de corriger. Le document légal (titre, acte, certificat etc. ) qui affirme votre possession de la parcelle parcelle arachides est  et semble exister dans les modalités, prière de prendre attache avec le QG pour plus d'explication afin de la classer bien. </w:t>
+        <w:t xml:space="preserve">- Le nombre de jours total de la main-d'oeuvre non-familiale sur cette parcelle parcelle arachides au cours de la campagne pour la période d'entretien du sol (sarclage, etc.) est de 20 jours qui semble faible ou élevé. Merci de corriger. Le salaire d'un homme de 15ans et plus ayant travaillé sur la parcelle parcelle arachides par jours au moment de la période de préparation du sol (labour) et des semis est de 16.66667 FCFA qui semble faible ou  élevé, prière de corriger. Le salaire d'un homme de 15ans et plus ayant travaillé sur la parcelle parcelle arachides par jours au moment de la période d'entretien du sol (sarclage, etc.) est de 30 FCFA qui semble faible ou  élevé, prière de corriger. Le salaire d'un homme de 15ans et plus ayant travaillé sur la parcelle parcelle arachides par jours au moment de la période des récoltes est de 60 FCFA qui semble faible ou  élevé, prière de corriger. Le document légal (titre, acte, certificat etc. ) qui affirme votre possession de la parcelle parcelle arachides est  et semble exister dans les modalités, prière de prendre attache avec le QG pour plus d'explication afin de la classer bien. </w:t>
         <w:br/>
-        <w:t xml:space="preserve">- Le salaire d'un homme de 15ans et plus ayant travaillé sur la parcelle parcelle arachides par jours au moment de la période de préparation du sol (labour) et des semis est de 250 FCFA qui semble faible ou  élevé, prière de corriger. Le salaire d'un homme de 15ans et plus ayant travaillé sur la parcelle parcelle arachides par jours au moment de la période d'entretien du sol (sarclage, etc.) est de 300 FCFA qui semble faible ou  élevé, prière de corriger. Le salaire d'un homme de 15ans et plus ayant travaillé sur la parcelle parcelle arachides par jours au moment de la période des récoltes est de 300 FCFA qui semble faible ou  élevé, prière de corriger. Le document légal (titre, acte, certificat etc. ) qui affirme votre possession de la parcelle parcelle arachides est  et semble exister dans les modalités, prière de prendre attache avec le QG pour plus d'explication afin de la classer bien. </w:t>
+        <w:t xml:space="preserve">- Le nombre de jours total de la main-d'oeuvre non-familiale sur cette parcelle parcelle arachides au cours de la campagne pour la période d'entretien du sol (sarclage, etc.) est de 20 jours qui semble faible ou élevé. Merci de corriger. Le salaire d'un homme de 15ans et plus ayant travaillé sur la parcelle parcelle arachides par jours au moment de la période de préparation du sol (labour) et des semis est de 40 FCFA qui semble faible ou  élevé, prière de corriger. Le salaire d'un homme de 15ans et plus ayant travaillé sur la parcelle parcelle arachides par jours au moment de la période d'entretien du sol (sarclage, etc.) est de 20 FCFA qui semble faible ou  élevé, prière de corriger. Le document légal (titre, acte, certificat etc. ) qui affirme votre possession de la parcelle parcelle arachides est  et semble exister dans les modalités, prière de prendre attache avec le QG pour plus d'explication afin de la classer bien. </w:t>
         <w:br/>
-        <w:t>- Le salaire d'un homme de 15ans et plus ayant travaillé sur la parcelle parcelle arachides par jours au moment de la période de préparation du sol (labour) et des semis est de 300 FCFA qui semble faible ou  élevé, prière de corriger. Le salaire d'un homme de 15ans et plus ayant travaillé sur la parcelle parcelle arachides par jours au moment de la période d'entretien du sol (sarclage, etc.) est de 300 FCFA qui semble faible ou  élevé, prière de corriger. Le salaire d'un homme de 15ans et plus ayant travaillé sur la parcelle parcelle arachides par jours au moment de la période des récoltes est de 300 FCFA qui semble faible ou  élevé, prière de corriger. Le document légal (titre, acte, certificat etc. ) qui affirme votre possession de la parcelle parcelle arachides est  et semble exister dans les modalités, prière de prendre attache avec le QG pour plus d'explication afin de la classer bien.</w:t>
+        <w:t>- Le nombre de jours total de la main-d'oeuvre non-familiale sur cette parcelle parcelle arachides au cours de la campagne pour la période d'entretien du sol (sarclage, etc.) est de 25 jours qui semble faible ou élevé. Merci de corriger. Le salaire d'un homme de 15ans et plus ayant travaillé sur la parcelle parcelle arachides par jours au moment de la période de préparation du sol (labour) et des semis est de 60 FCFA qui semble faible ou  élevé, prière de corriger. Le salaire d'un homme de 15ans et plus ayant travaillé sur la parcelle parcelle arachides par jours au moment de la période d'entretien du sol (sarclage, etc.) est de 48 FCFA qui semble faible ou  élevé, prière de corriger. Le salaire d'un homme de 15ans et plus ayant travaillé sur la parcelle parcelle arachides par jours au moment de la période des récoltes est de 150 FCFA qui semble faible ou  élevé, prière de corriger. Le document légal (titre, acte, certificat etc. ) qui affirme votre possession de la parcelle parcelle arachides est  et semble exister dans les modalités, prière de prendre attache avec le QG pour plus d'explication afin de la classer bien.</w:t>
       </w:r>
     </w:p>
     <w:p>
@@ -1726,30 +1726,7 @@
         <w:rPr>
           <w:sz w:val="20"/>
         </w:rPr>
-        <w:t xml:space="preserve">- La quantité dejà recoltée pour la presente campagne ne doit pas contenir une valeur 9999 et semble élevé, merci de revoir la question s16cq16a. </w:t>
-        <w:br/>
         <w:t>- Le pourcentage qui reste à recolter pour ces cultures est de 100% c'est-à-dire que la recolte n'a pas commencé pour ces cultures, prière de regarder les questions (s16Cq11 s16Cq12) ou corriger.</w:t>
-      </w:r>
-    </w:p>
-    <w:p>
-      <w:r>
-        <w:rPr>
-          <w:b/>
-          <w:color w:val="4672C4"/>
-          <w:sz w:val="22"/>
-        </w:rPr>
-        <w:t>&gt;&gt; Section18c - Cueillette</w:t>
-      </w:r>
-    </w:p>
-    <w:p>
-      <w:pPr>
-        <w:ind w:left="283"/>
-      </w:pPr>
-      <w:r>
-        <w:rPr>
-          <w:sz w:val="20"/>
-        </w:rPr>
-        <w:t>- Prière de renseigner la valeur de ce produit consommé ou stocké par votre ménage au cours des 12 derniers mois, prière de fournir d'effort pour avoir une estimation (s18cq03) au lieu de 9999.</w:t>
       </w:r>
     </w:p>
     <w:p>
@@ -1773,8 +1750,6 @@
         <w:t xml:space="preserve">- Attention ! Charrettes a été achété à 400000 Fcfa est relativement élevé par rapport aux autres prix d'achat observés dans cette zone. Prière de corriger ou de confirmer avec le QG. Attention ! Charrettes a été revendu à 400000 Fcfa qui est relativement élevé par rapport aux autres prix de revente observés dans cette zone. Prière de corriger ou de confirmer avec le QG. </w:t>
         <w:br/>
         <w:t xml:space="preserve">- Attention ! Faucheuse a été achété à 500 Fcfa est relativement faible par rapport aux autres prix d'achat observés dans cette zone. Prière de corriger ou de confirmer avec le QG. </w:t>
-        <w:br/>
-        <w:t xml:space="preserve">- Attention ! Filet maillant a été revendu à 2500 Fcfa qui est relativement élevé par rapport aux autres prix de revente observés dans cette zone. Prière de corriger ou de confirmer avec le QG. </w:t>
         <w:br/>
         <w:t xml:space="preserve">- Avertissement!! L'âge (43 ans)  de Semoir dans ce ménage semble être élevé, prière de corriger ou confirmer avec le QG. Avertissement!! Le prix d'achat (6000 FCFA) de Semoir est inférieur aux prix de revente (80000 FCFA), prière de verifier et corriger ou confirmer l'information avec le QG. </w:t>
         <w:br/>
@@ -2202,7 +2177,7 @@
         <w:br/>
         <w:t xml:space="preserve">- Peu probable! MBAGNICK FAYE  n'arrive pas  à comprendre un petit texte lu dans une langue locale (s02q03). Veuillez corriger ou donner des explications au QG. Peu probable! MBAGNICK FAYE  ne sait ni lire, ni écrire, ni comprendre dans aucune des langues  (s02q01,s02q02,s02q03). Veuillez corriger ou donner des explications au QG. Le montant des frais pour les cahiers et autres matériels scolaires pour l'année scolaire de MBAGNICK FAYE est de 0 FCFA, MBAGNICK FAYE a fait comment pour payer ces cahiers et autres matériels scolaires (SAC, stylo, craie, ardoise, crayon...) ? prière de corriger. </w:t>
         <w:br/>
-        <w:t xml:space="preserve">- Peu probable! MOUHAMED SENGHOR  n'arrive pas  à comprendre un petit texte lu dans une langue locale (s02q03). Veuillez corriger ou donner des explications au QG. Peu probable! MOUHAMED SENGHOR  ne sait ni lire, ni écrire, ni comprendre dans aucune des langues  (s02q01,s02q02,s02q03). Veuillez corriger ou donner des explications au QG. Le montant des frais pour les cahiers et autres matériels scolaires pour l'année scolaire de MOUHAMED SENGHOR est de 0 FCFA, MOUHAMED SENGHOR a fait comment pour payer ces cahiers et autres matériels scolaires (SAC, stylo, craie, ardoise, crayon...) ? prière de corriger. </w:t>
+        <w:t xml:space="preserve">- Peu probable! MOUHAMED SENGHOR  n'arrive pas  à comprendre un petit texte lu dans une langue locale (s02q03). Veuillez corriger ou donner des explications au QG. Peu probable! MOUHAMED SENGHOR  ne sait ni lire, ni écrire, ni comprendre dans aucune des langues  (s02q01,s02q02,s02q03). Veuillez corriger ou donner des explications au QG. Le montant des frais pour les cahiers et autres matériels scolaires pour l'année scolaire de MOUHAMED SENGHOR est de 0 FCFA, MOUHAMED SENGHOR a fait comment pour payer ces cahiers et autres matériels scolaires (SAC, stylo, craie, ardoise, crayon...) ? prière de corriger. Attention ! Le frais de scolarité (16500 Fcfa) de MOUHAMED SENGHOR en 2ème année de Maternelle est relativement élevé par rapport aux autres frais de scolarités observés dans cette zone. Prière de corriger ou de confirmer avec le QG. </w:t>
         <w:br/>
         <w:t xml:space="preserve">- Peu probable! NAFI KEITA  n'arrive pas  à comprendre un petit texte lu dans une langue locale (s02q03). Veuillez corriger ou donner des explications au QG. </w:t>
         <w:br/>
@@ -2396,7 +2371,7 @@
         <w:rPr>
           <w:sz w:val="20"/>
         </w:rPr>
-        <w:t>- Attention ! Le prix unitaire d'achat (100 Fcfa) de Piment séché en Sachets (Grand) est relativement faible par rapport aux autres prix observés dans cette zone. Prière de corriger ou de confirmer avec le QG. Attention ! Le prix unitaire d'achat (150 Fcfa) de Carotte en Pièce (Moyen) est relativement élevé par rapport aux autres prix observés dans cette zone. Prière de corriger ou de confirmer avec le QG. Attention ! Le prix unitaire d'achat (50 Fcfa) de Gombo frais en Tas (Petit) est relativement faible par rapport aux autres prix observés dans cette zone. Prière de corriger ou de confirmer avec le QG. Attention ! Le prix unitaire d'achat (50 Fcfa) de Manioc en tubercules en Morceau (Portion) (Moyen) est relativement faible par rapport aux autres prix observés dans cette zone. Prière de corriger ou de confirmer avec le QG. Attention ! Le prix unitaire d'achat (50 Fcfa) de Patate douce en Morceau (Portion) (Moyen) est relativement faible par rapport aux autres prix observés dans cette zone. Prière de corriger ou de confirmer avec le QG. Avertissement!! La quantité (.) de Sel en Cuillère qui provient de la production du ménage et celle reçue en cadeau depasse la quantité consommée, prière de verifier et corriger. Avertissement!! La quantité (7 litre) du produit Huile de soja  consommée  par le ménage semble très élevé, prière de corriger ou confirmer avec le QG. Avertissement!!! Le ménage a consommé 10 Pièce Moyen de Escargots, cette quantité semble anormale pour une consommation des 7 derniers jours.Prière de corriger ou de confirmer avec le QG. Avertissement!!! Le ménage a consommé 14 Pièce Petit de Caramel, bonbons, confiseries, etc., cette quantité semble anormale pour une consommation des 7 derniers jours.Prière de corriger ou de confirmer avec le QG. Avertissement!!! Le ménage a consommé 15 Morceau (Portion) Petit de Silure séché, cette quantité semble anormale pour une consommation des 7 derniers jours.Prière de corriger ou de confirmer avec le QG. Avertissement!!! Le ménage a consommé 16 Sachets Petit de Autres fruits de mer, cette quantité semble anormale pour une consommation des 7 derniers jours.Prière de corriger ou de confirmer avec le QG. Avertissement!!! Le ménage a consommé 30 Tas Petit de Feuilles de  Haricot, cette quantité semble anormale pour une consommation des 7 derniers jours.Prière de corriger ou de confirmer avec le QG. Avertissement!!! Le ménage a consommé 37 Sachets Tres petit de Poivre, cette quantité semble anormale pour une consommation des 7 derniers jours.Prière de corriger ou de confirmer avec le QG. Avertissement!! La quantité (.) de Poivre en Sachets qui provient de la production du ménage et celle reçue en cadeau depasse la quantité consommée, prière de verifier et corriger. Avertissement!!! Le ménage a consommé 7 Paquet Petit de Thé en sachet, cette quantité semble anormale pour une consommation des 7 derniers jours.Prière de corriger ou de confirmer avec le QG. Avertissement!!!Le ménage a consommé 72 Cube de Moyen de Cube alimentaire (Maggi, Jumbo, )  ce qui semble incoherent pour une consommation aucours des 7 derniers jours, prière de verifier et corriger. Avertissement!!! Le ménage a consommé 72 Cube Moyen de Cube alimentaire (Maggi, Jumbo, ), cette quantité semble anormale pour une consommation des 7 derniers jours.Prière de corriger ou de confirmer avec le QG.</w:t>
+        <w:t>- Attention ! Le prix unitaire d'achat (150 Fcfa) de Carotte en Pièce (Moyen) est relativement élevé par rapport aux autres prix observés dans cette zone. Prière de corriger ou de confirmer avec le QG. Attention ! Le prix unitaire d'achat (200 Fcfa) de Beignets de farine de boulangerie en Sachets (Moyen) est relativement élevé par rapport aux autres prix observés dans cette zone. Prière de corriger ou de confirmer avec le QG. Attention ! Le prix unitaire d'achat (50 Fcfa) de Gombo frais en Tas (Petit) est relativement faible par rapport aux autres prix observés dans cette zone. Prière de corriger ou de confirmer avec le QG. Attention ! Le prix unitaire d'achat (50 Fcfa) de Manioc en tubercules en Morceau (Portion) (Moyen) est relativement faible par rapport aux autres prix observés dans cette zone. Prière de corriger ou de confirmer avec le QG. Attention ! Le prix unitaire d'achat (50 Fcfa) de Patate douce en Morceau (Portion) (Moyen) est relativement faible par rapport aux autres prix observés dans cette zone. Prière de corriger ou de confirmer avec le QG. Avertissement!! La quantité (.) de Sel en Cuillère qui provient de la production du ménage et celle reçue en cadeau depasse la quantité consommée, prière de verifier et corriger. Avertissement!! La quantité (7 litre) du produit Huile de soja  consommée  par le ménage semble très élevé, prière de corriger ou confirmer avec le QG. Avertissement!!! Le ménage a consommé 10 Pièce Moyen de Escargots, cette quantité semble anormale pour une consommation des 7 derniers jours.Prière de corriger ou de confirmer avec le QG. Avertissement!!! Le ménage a consommé 14 Pièce Petit de Caramel, bonbons, confiseries, etc., cette quantité semble anormale pour une consommation des 7 derniers jours.Prière de corriger ou de confirmer avec le QG. Avertissement!!! Le ménage a consommé 15 Morceau (Portion) Petit de Silure séché, cette quantité semble anormale pour une consommation des 7 derniers jours.Prière de corriger ou de confirmer avec le QG. Avertissement!!! Le ménage a consommé 16 Sachets Petit de Autres fruits de mer, cette quantité semble anormale pour une consommation des 7 derniers jours.Prière de corriger ou de confirmer avec le QG. Avertissement!!! Le ménage a consommé 30 Tas Petit de Feuilles de  Haricot, cette quantité semble anormale pour une consommation des 7 derniers jours.Prière de corriger ou de confirmer avec le QG. Avertissement!!! Le ménage a consommé 37 Sachets Tres petit de Poivre, cette quantité semble anormale pour une consommation des 7 derniers jours.Prière de corriger ou de confirmer avec le QG. Avertissement!! La quantité (.) de Poivre en Sachets qui provient de la production du ménage et celle reçue en cadeau depasse la quantité consommée, prière de verifier et corriger. Avertissement!!! Le ménage a consommé 7 Paquet Petit de Thé en sachet, cette quantité semble anormale pour une consommation des 7 derniers jours.Prière de corriger ou de confirmer avec le QG. Avertissement!!!Le ménage a consommé 72 Cube de Moyen de Cube alimentaire (Maggi, Jumbo, )  ce qui semble incoherent pour une consommation aucours des 7 derniers jours, prière de verifier et corriger. Avertissement!!! Le ménage a consommé 72 Cube Moyen de Cube alimentaire (Maggi, Jumbo, ), cette quantité semble anormale pour une consommation des 7 derniers jours.Prière de corriger ou de confirmer avec le QG.</w:t>
       </w:r>
     </w:p>
     <w:p>
@@ -2528,13 +2503,11 @@
         <w:rPr>
           <w:sz w:val="20"/>
         </w:rPr>
-        <w:t xml:space="preserve">- Attention ! Appareil TV a été revendu à 150000 Fcfa qui est relativement élevé par rapport aux autres prix de revente observés dans cette zone. Prière de corriger ou de confirmer avec le QG. </w:t>
+        <w:t xml:space="preserve">- Attention ! Appareil TV a été achété à 150000 Fcfa est relativement élevé par rapport aux autres prix d'achat observés dans cette zone. Prière de corriger ou de confirmer avec le QG. Attention ! Appareil TV a été revendu à 150000 Fcfa qui est relativement élevé par rapport aux autres prix de revente observés dans cette zone. Prière de corriger ou de confirmer avec le QG. </w:t>
         <w:br/>
         <w:t xml:space="preserve">- Attention ! Armoires et autres meubles a été revendu à 250000 Fcfa qui est relativement élevé par rapport aux autres prix de revente observés dans cette zone. Prière de corriger ou de confirmer avec le QG. </w:t>
         <w:br/>
-        <w:t xml:space="preserve">- Attention ! Moto/Vélomoteur/Tricycle à moteur a été revendu à 450000 Fcfa qui est relativement élevé par rapport aux autres prix de revente observés dans cette zone. Prière de corriger ou de confirmer avec le QG. </w:t>
-        <w:br/>
-        <w:t xml:space="preserve">- Le nombre d'article ( Lit)  dans ce ménages est élevé (13), prière de corriger ou confirmer avec le QG. Attention ! Lit a été revendu à 250000 Fcfa qui est relativement élevé par rapport aux autres prix de revente observés dans cette zone. Prière de corriger ou de confirmer avec le QG. </w:t>
+        <w:t xml:space="preserve">- Le nombre d'article ( Lit)  dans ce ménages est élevé (13), prière de corriger ou confirmer avec le QG. </w:t>
         <w:br/>
         <w:t xml:space="preserve">- Le nombre d'article ( Matelas simple)  dans ce ménages est élevé (15), prière de corriger ou confirmer avec le QG. </w:t>
         <w:br/>
@@ -2723,7 +2696,7 @@
         <w:br/>
         <w:t xml:space="preserve">- Avertissement!! Le nombre (15)  de Houe/daba/hilaire est élevé, prière de corriger ou confirmer avec le QG. </w:t>
         <w:br/>
-        <w:t xml:space="preserve">- Avertissement!! Le prix d'achat (250000 FCFA) de Charrettes est inférieur aux prix de revente (300000 FCFA), prière de verifier et corriger ou confirmer l'information avec le QG. Attention ! Charrettes a été achété à 250000 Fcfa est relativement élevé par rapport aux autres prix d'achat observés dans cette zone. Prière de corriger ou de confirmer avec le QG. </w:t>
+        <w:t xml:space="preserve">- Avertissement!! Le prix d'achat (250000 FCFA) de Charrettes est inférieur aux prix de revente (300000 FCFA), prière de verifier et corriger ou confirmer l'information avec le QG. </w:t>
         <w:br/>
         <w:t xml:space="preserve">- Avertissement!! Le prix d'achat (45000 FCFA) de Ruches est inférieur aux prix de revente (70000 FCFA), prière de verifier et corriger ou confirmer l'information avec le QG. Attention ! Ruches a été revendu à 45000 Fcfa qui est relativement faible par rapport aux autres prix de revente observés dans cette zone. Prière de corriger ou de confirmer avec le QG. </w:t>
         <w:br/>
@@ -3211,7 +3184,7 @@
         <w:rPr>
           <w:sz w:val="20"/>
         </w:rPr>
-        <w:t>- Attention ! Soupçons de quantité anormale! Le ménage de PAPE AMADOU TOURE avec une taille de 8 personnes a consommé 21 Cube en Moyen de Cube alimentaire (Maggi, Jumbo, ) qui est relativement élevé comme consommation par rapport à la condition de vie des autres ménages de même taille dans cette zone. Prière de corriger ou de confirmer avec le QG. Attention ! Soupçons de quantité anormale! Le ménage de PAPE AMADOU TOURE avec une taille de 8 personnes a consommé 4.5 Kg en taille unique de Oignon frais qui est relativement élevé comme consommation par rapport à la condition de vie des autres ménages de même taille dans cette zone. Prière de corriger ou de confirmer avec le QG. Attention ! Soupçons de quantité anormale! Le ménage de PAPE AMADOU TOURE avec une taille de 8 personnes a consommé 5 Pièce en Moyen de Aubergine sauvage  qui est relativement élevé comme consommation par rapport à la condition de vie des autres ménages de même taille dans cette zone. Prière de corriger ou de confirmer avec le QG. Avertissement!!! Le ménage a consommé 14 Litre taille unique de Lait frais de vache, cette quantité semble anormale pour une consommation des 7 derniers jours.Prière de corriger ou de confirmer avec le QG. Avertissement!!! Le ménage a consommé 7 Paquet Petit de Thé en sachet, cette quantité semble anormale pour une consommation des 7 derniers jours.Prière de corriger ou de confirmer avec le QG. Avertissement!! le prix unitaire (100 Fcfa) de Thé en sachet (unité: Paquet) de taille Tres petit est très faible ou élevé. Prière de corriger ou de confirmer avec le QG.</w:t>
+        <w:t>- Attention ! Soupçons de quantité anormale! Le ménage de PAPE AMADOU TOURE avec une taille de 8 personnes a consommé 4.5 Kg en taille unique de Oignon frais qui est relativement élevé comme consommation par rapport à la condition de vie des autres ménages de même taille dans cette zone. Prière de corriger ou de confirmer avec le QG. Attention ! Soupçons de quantité anormale! Le ménage de PAPE AMADOU TOURE avec une taille de 8 personnes a consommé 5 Pièce en Moyen de Aubergine sauvage  qui est relativement élevé comme consommation par rapport à la condition de vie des autres ménages de même taille dans cette zone. Prière de corriger ou de confirmer avec le QG. Avertissement!!! Le ménage a consommé 14 Litre taille unique de Lait frais de vache, cette quantité semble anormale pour une consommation des 7 derniers jours.Prière de corriger ou de confirmer avec le QG. Avertissement!!! Le ménage a consommé 7 Paquet Petit de Thé en sachet, cette quantité semble anormale pour une consommation des 7 derniers jours.Prière de corriger ou de confirmer avec le QG. Avertissement!! le prix unitaire (100 Fcfa) de Thé en sachet (unité: Paquet) de taille Tres petit est très faible ou élevé. Prière de corriger ou de confirmer avec le QG.</w:t>
       </w:r>
     </w:p>
     <w:p>
@@ -3851,7 +3824,7 @@
         <w:rPr>
           <w:sz w:val="20"/>
         </w:rPr>
-        <w:t>- Avertissement!!! Le ménage a consommé 4 Paquet Tres petit de Thé en sachet, cette quantité semble anormale pour une consommation des 7 derniers jours.Prière de corriger ou de confirmer avec le QG. Avertissement!! le prix unitaire (100 Fcfa) de Thé en sachet (unité: Paquet) de taille Tres petit est très faible ou élevé. Prière de corriger ou de confirmer avec le QG.</w:t>
+        <w:t>- Attention ! Soupçons de quantité anormale! Le ménage de SADAKH SENGHOR avec une taille de 12 personnes a consommé 5 Kg en taille unique de Oignon frais qui est relativement élevé comme consommation par rapport à la condition de vie des autres ménages de même taille dans cette zone. Prière de corriger ou de confirmer avec le QG. Avertissement!!! Le ménage a consommé 4 Paquet Tres petit de Thé en sachet, cette quantité semble anormale pour une consommation des 7 derniers jours.Prière de corriger ou de confirmer avec le QG. Avertissement!! le prix unitaire (100 Fcfa) de Thé en sachet (unité: Paquet) de taille Tres petit est très faible ou élevé. Prière de corriger ou de confirmer avec le QG.</w:t>
       </w:r>
     </w:p>
     <w:p>
@@ -3915,27 +3888,6 @@
           <w:sz w:val="20"/>
         </w:rPr>
         <w:t>- Le montant (FCFA) du loyer mensuel payé pour un logement comme le votre dans ce village/quartier est trop élevé, Veuillez s'il vous plaît corriger cette information.</w:t>
-      </w:r>
-    </w:p>
-    <w:p>
-      <w:r>
-        <w:rPr>
-          <w:b/>
-          <w:color w:val="4672C4"/>
-          <w:sz w:val="22"/>
-        </w:rPr>
-        <w:t>&gt;&gt; Section12 - Actifs du menage</w:t>
-      </w:r>
-    </w:p>
-    <w:p>
-      <w:pPr>
-        <w:ind w:left="283"/>
-      </w:pPr>
-      <w:r>
-        <w:rPr>
-          <w:sz w:val="20"/>
-        </w:rPr>
-        <w:t>- Attention ! Armoires et autres meubles a été revendu à 200000 Fcfa qui est relativement élevé par rapport aux autres prix de revente observés dans cette zone. Prière de corriger ou de confirmer avec le QG.</w:t>
       </w:r>
     </w:p>
     <w:p>
@@ -4004,8 +3956,6 @@
         <w:rPr>
           <w:sz w:val="20"/>
         </w:rPr>
-        <w:t xml:space="preserve">- Attention ! Charrettes a été achété à 250000 Fcfa est relativement élevé par rapport aux autres prix d'achat observés dans cette zone. Prière de corriger ou de confirmer avec le QG. </w:t>
-        <w:br/>
         <w:t>- Avertissement!! Le nombre (20)  de Semoir est élevé, prière de corriger ou confirmer avec le QG.</w:t>
       </w:r>
     </w:p>
@@ -4417,7 +4367,7 @@
         </w:rPr>
         <w:t xml:space="preserve">- Attention! le nombre d'heure que Fatou ndiaye a travaillé par jour semble faible, veuillez s'il vous plait confirmer cette information avec le QG. Avertissement!! Le montant de Fatou ndiaye semble trop faible pour un revenu net gagné par an. Veuillez, s'il vous plaît, confirmer cette information avec le QG ou la corriger. Avertissement!!! les informations de Fatou ndiaye sur le nombre de mois, jours ou heures de son emploi secondaire sont superieur a celles de son emploi principal , veuillez corriger ou confirmer aupres du QG. </w:t>
         <w:br/>
-        <w:t>- Prière de changer la branche d'activité de Mamadou Keita, les agriculteurs dont leurs cultures est principalement destiné à la consommation du ménage sont des (Agriculteurs, subsistances) et ceux qui le font avec l'élevage sont des (Agriculteurs et eleveurs, subsistances). Attention! le nombre d'heure que Mamadou Keita a travaillé par jour semble faible, veuillez s'il vous plait confirmer cette information avec le QG. Avertissement!!! Mamadou Keita enquêté dans l'emploi principale n'a pas declaré son revenu prière de fournir plus d'effort pour lui demander son revenu, vous pouvez utiliser des stratégies pour faire une estimation ou demander des conseils au QG.</w:t>
+        <w:t>- Attention! le nombre d'heure que Mamadou Keita a travaillé par jour semble faible, veuillez s'il vous plait confirmer cette information avec le QG. Avertissement!!! Mamadou Keita enquêté dans l'emploi principale n'a pas declaré son revenu prière de fournir plus d'effort pour lui demander son revenu, vous pouvez utiliser des stratégies pour faire une estimation ou demander des conseils au QG.</w:t>
       </w:r>
     </w:p>
     <w:p>
@@ -4438,7 +4388,7 @@
         <w:rPr>
           <w:sz w:val="20"/>
         </w:rPr>
-        <w:t>- Attention ! Le prix unitaire d'achat (100 Fcfa) de Piment frais en Pièce (Petit) est relativement élevé par rapport aux autres prix observés dans cette zone. Prière de corriger ou de confirmer avec le QG. Avertissement!! La quantité (3.5 litre) du produit Huile de soja  consommée  par le ménage semble très élevé, prière de corriger ou confirmer avec le QG. Attention ! Le prix unitaire d'achat (950 Fcfa) de Huile de soja  en Bidon 20l (taille unique) est relativement faible par rapport aux autres prix observés dans cette zone. Prière de corriger ou de confirmer avec le QG.</w:t>
+        <w:t>- Attention ! Le prix unitaire d'achat (100 Fcfa) de Aubergine sauvage  en Pièce (Petit) est relativement élevé par rapport aux autres prix observés dans cette zone. Prière de corriger ou de confirmer avec le QG. Attention ! Le prix unitaire d'achat (100 Fcfa) de Piment frais en Pièce (Petit) est relativement élevé par rapport aux autres prix observés dans cette zone. Prière de corriger ou de confirmer avec le QG. Avertissement!! La quantité (3.5 litre) du produit Huile de soja  consommée  par le ménage semble très élevé, prière de corriger ou confirmer avec le QG. Attention ! Le prix unitaire d'achat (950 Fcfa) de Huile de soja  en Bidon 20l (taille unique) est relativement faible par rapport aux autres prix observés dans cette zone. Prière de corriger ou de confirmer avec le QG. Attention ! Soupçons de quantité anormale! Le ménage de MAMADOU KEITA avec une taille de 4 personnes a consommé 3.5 Litre en taille unique de Huile de soja  qui est relativement élevé comme consommation par rapport à la condition de vie des autres ménages de même taille dans cette zone. Prière de corriger ou de confirmer avec le QG.</w:t>
       </w:r>
     </w:p>
     <w:p>
@@ -4459,7 +4409,7 @@
         <w:rPr>
           <w:sz w:val="20"/>
         </w:rPr>
-        <w:t>- L'entreprise PETIT DEJEUNER est généralement une entreprise commerciale ou de service dont elle ne depense pas en achat de matières premières.Elle ne transforme pas de produit donc ne peut pas obtenir un montant sur la vente des produits transformés (10.48 ou 10.49). Prière de mettre 0 pour ces questions si elles ne font pas de transformation.</w:t>
+        <w:t>- Le salaire qu'une personne de cette catégorie (10.62) a travaillé(e) dans cette entreprise PETIT DEJEUNER est élevé ou faible. Prière de confirmer cette information avec le QG ou de corriger.</w:t>
       </w:r>
     </w:p>
     <w:p>
@@ -4566,11 +4516,9 @@
         <w:rPr>
           <w:sz w:val="20"/>
         </w:rPr>
-        <w:t xml:space="preserve">- Attention ! Faucheuse a été achété à 2500 Fcfa est relativement élevé par rapport aux autres prix d'achat observés dans cette zone. Prière de corriger ou de confirmer avec le QG. Attention ! Faucheuse a été revendu à 2500 Fcfa qui est relativement élevé par rapport aux autres prix de revente observés dans cette zone. Prière de corriger ou de confirmer avec le QG. </w:t>
+        <w:t xml:space="preserve">- Attention ! Faucheuse a été achété à 500 Fcfa est relativement faible par rapport aux autres prix d'achat observés dans cette zone. Prière de corriger ou de confirmer avec le QG. </w:t>
         <w:br/>
-        <w:t xml:space="preserve">- Attention ! Houe/daba/hilaire a été achété à 50000 Fcfa est relativement élevé par rapport aux autres prix d'achat observés dans cette zone. Prière de corriger ou de confirmer avec le QG. Attention ! Houe/daba/hilaire a été revendu à 50000 Fcfa qui est relativement élevé par rapport aux autres prix de revente observés dans cette zone. Prière de corriger ou de confirmer avec le QG. </w:t>
-        <w:br/>
-        <w:t>- Attention ! Machette a été achété à 7000 Fcfa est relativement élevé par rapport aux autres prix d'achat observés dans cette zone. Prière de corriger ou de confirmer avec le QG. Attention ! Machette a été revendu à 7000 Fcfa qui est relativement élevé par rapport aux autres prix de revente observés dans cette zone. Prière de corriger ou de confirmer avec le QG.</w:t>
+        <w:t>- Attention ! Houe/daba/hilaire a été achété à 10000 Fcfa est relativement élevé par rapport aux autres prix d'achat observés dans cette zone. Prière de corriger ou de confirmer avec le QG. Attention ! Houe/daba/hilaire a été revendu à 10000 Fcfa qui est relativement élevé par rapport aux autres prix de revente observés dans cette zone. Prière de corriger ou de confirmer avec le QG.</w:t>
       </w:r>
     </w:p>
     <w:p>
@@ -4916,29 +4864,6 @@
           <w:color w:val="4672C4"/>
           <w:sz w:val="22"/>
         </w:rPr>
-        <w:t>&gt;&gt; Section1 - Caracteristiques des membres</w:t>
-      </w:r>
-    </w:p>
-    <w:p>
-      <w:pPr>
-        <w:ind w:left="283"/>
-      </w:pPr>
-      <w:r>
-        <w:rPr>
-          <w:sz w:val="20"/>
-        </w:rPr>
-        <w:t xml:space="preserve">- Avertissement! Veuillez renseigner par oui ou non toutes les modalités de la question s01q47. Incoherence! Dior ndiaye dispose d'un téléphone portable à s01q39, donc la raison évoquée ne peut pas être (ne dispose pas d'appareil). </w:t>
-        <w:br/>
-        <w:t>- Incoherence! La mère de Fatou Mbodj est trop jeune ou vielle pour avoir Fatou Mbodj selon l'écart (13) d'âge entre lui et sa mère, prière de revoir l'âge de Fatou Mbodj ou de sa mère. Dans le cas contraire rassurez vous que c'est bien son fils/fille biologique.</w:t>
-      </w:r>
-    </w:p>
-    <w:p>
-      <w:r>
-        <w:rPr>
-          <w:b/>
-          <w:color w:val="4672C4"/>
-          <w:sz w:val="22"/>
-        </w:rPr>
         <w:t>&gt;&gt; Section2 - Education</w:t>
       </w:r>
     </w:p>
@@ -4987,19 +4912,17 @@
         <w:rPr>
           <w:sz w:val="20"/>
         </w:rPr>
-        <w:t xml:space="preserve">- AvertissementOusmane Ndiaye  travaille mais les questions relatives à son emploi principal ne sont pas renseignées à 100%, prière de les renseigner. </w:t>
-        <w:br/>
         <w:t xml:space="preserve">- Attention! le nombre d'heure que Dior ndiaye a travaillé par jour semble être inferieur à 4, veuillez s'il vous plait confirmer cette information avec le QG. Avertissement!! Le montant de Dior ndiaye semble trop faible pour un revenu net gagné par an. Veuillez, s'il vous plaît, confirmer cette information avec le QG ou la corriger. </w:t>
         <w:br/>
         <w:t xml:space="preserve">- Nombre de mois exercé par Amy mbodj dans l'emploi au cours des 12 derniers mois semble faible, veuillez corriger s'il vous plait ou comfirmer avec le QG. Attention ! Le nombre de jours que Amy mbodj a travaillés par mois semble être inférieur à 15. Veuillez, s'il vous plaît, confirmer cette information. </w:t>
+        <w:br/>
+        <w:t xml:space="preserve">- Nombre de mois exercé par Babacar Ndiaye dans l'emploi au cours des 12 derniers mois semble faible, veuillez corriger s'il vous plait ou comfirmer avec le QG. Attention ! Le nombre de jours que Babacar Ndiaye a travaillés par mois semble être inférieur à 15. Veuillez, s'il vous plaît, confirmer cette information. </w:t>
         <w:br/>
         <w:t xml:space="preserve">- Nombre de mois exercé par Boubacar ndiaye dans l'emploi au cours des 12 derniers mois semble faible, veuillez corriger s'il vous plait ou comfirmer avec le QG. Attention ! Le nombre de jours que Boubacar ndiaye a travaillés par mois semble être inférieur à 15. Veuillez, s'il vous plaît, confirmer cette information. </w:t>
         <w:br/>
         <w:t xml:space="preserve">- Nombre de mois exercé par Fatou Mbodj dans l'emploi au cours des 12 derniers mois semble faible, veuillez corriger s'il vous plait ou comfirmer avec le QG. Attention ! Le nombre de jours que Fatou Mbodj a travaillés par mois semble être inférieur à 15. Veuillez, s'il vous plaît, confirmer cette information. </w:t>
         <w:br/>
-        <w:t xml:space="preserve">- Nombre de mois exercé par Khady ndiaye dans l'emploi au cours des 12 derniers mois semble faible, veuillez corriger s'il vous plait ou comfirmer avec le QG. Attention ! Le nombre de jours que Khady ndiaye a travaillés par mois semble être inférieur à 15. Veuillez, s'il vous plaît, confirmer cette information. Attention! le nombre d'heure que Khady ndiaye a travaillé par jour semble être inferieur à 4, veuillez s'il vous plait confirmer cette information avec le QG. </w:t>
-        <w:br/>
-        <w:t>- Prière de changer la branche d'activité de Babacar Ndiaye, les agriculteurs dont leurs cultures est principalement destiné à la consommation du ménage sont des (Agriculteurs, subsistances) et ceux qui le font avec l'élevage sont des (Agriculteurs et eleveurs, subsistances)Nombre de mois exercé par Babacar Ndiaye dans l'emploi au cours des 12 derniers mois semble faible, veuillez corriger s'il vous plait ou comfirmer avec le QG. Attention ! Le nombre de jours que Babacar Ndiaye a travaillés par mois semble être inférieur à 15. Veuillez, s'il vous plaît, confirmer cette information.</w:t>
+        <w:t>- Nombre de mois exercé par Khady ndiaye dans l'emploi au cours des 12 derniers mois semble faible, veuillez corriger s'il vous plait ou comfirmer avec le QG. Attention ! Le nombre de jours que Khady ndiaye a travaillés par mois semble être inférieur à 15. Veuillez, s'il vous plaît, confirmer cette information. Attention! le nombre d'heure que Khady ndiaye a travaillé par jour semble être inferieur à 4, veuillez s'il vous plait confirmer cette information avec le QG.</w:t>
       </w:r>
     </w:p>
     <w:p>
@@ -5041,7 +4964,7 @@
         <w:rPr>
           <w:sz w:val="20"/>
         </w:rPr>
-        <w:t>- Attention ! Le prix unitaire d'achat (1000 Fcfa) de Mâchoiron Frais en Tas (Petit) est relativement élevé par rapport aux autres prix observés dans cette zone. Prière de corriger ou de confirmer avec le QG. Attention ! Le prix unitaire d'achat (1700 Fcfa) de Cube alimentaire (Maggi, Jumbo, ) en Tablette (Moyen) est relativement élevé par rapport aux autres prix observés dans cette zone. Prière de corriger ou de confirmer avec le QG. Attention ! Le prix unitaire d'achat (19000 Fcfa) de Huile de soja  en Litre (taille unique) est relativement élevé par rapport aux autres prix observés dans cette zone. Prière de corriger ou de confirmer avec le QG. Attention ! Le prix unitaire d'achat (25 Fcfa) de Citron en Pièce (Petit) est relativement faible par rapport aux autres prix observés dans cette zone. Prière de corriger ou de confirmer avec le QG. Avertissement!!! Le ménage a consommé 12 Pièce Petit de Carpe séchée, cette quantité semble anormale pour une consommation des 7 derniers jours.Prière de corriger ou de confirmer avec le QG. Avertissement!!! Le ménage a consommé 7 Paquet Petit de Thé en sachet, cette quantité semble anormale pour une consommation des 7 derniers jours.Prière de corriger ou de confirmer avec le QG. Avertissement!! le prix unitaire (100 Fcfa) de Thé en sachet (unité: Paquet) de taille Petit est très faible ou élevé. Prière de corriger ou de confirmer avec le QG.</w:t>
+        <w:t>- Attention ! Le prix unitaire d'achat (100 Fcfa) de Aubergine sauvage  en Pièce (Petit) est relativement élevé par rapport aux autres prix observés dans cette zone. Prière de corriger ou de confirmer avec le QG. Attention ! Le prix unitaire d'achat (1000 Fcfa) de Mâchoiron Frais en Tas (Petit) est relativement élevé par rapport aux autres prix observés dans cette zone. Prière de corriger ou de confirmer avec le QG. Attention ! Le prix unitaire d'achat (1700 Fcfa) de Cube alimentaire (Maggi, Jumbo, ) en Tablette (Moyen) est relativement élevé par rapport aux autres prix observés dans cette zone. Prière de corriger ou de confirmer avec le QG. Attention ! Le prix unitaire d'achat (19000 Fcfa) de Huile de soja  en Litre (taille unique) est relativement élevé par rapport aux autres prix observés dans cette zone. Prière de corriger ou de confirmer avec le QG. Attention ! Le prix unitaire d'achat (25 Fcfa) de Citron en Pièce (Petit) est relativement faible par rapport aux autres prix observés dans cette zone. Prière de corriger ou de confirmer avec le QG. Avertissement!!! Le ménage a consommé 12 Pièce Petit de Carpe séchée, cette quantité semble anormale pour une consommation des 7 derniers jours.Prière de corriger ou de confirmer avec le QG. Avertissement!!! Le ménage a consommé 7 Paquet Petit de Thé en sachet, cette quantité semble anormale pour une consommation des 7 derniers jours.Prière de corriger ou de confirmer avec le QG. Avertissement!! le prix unitaire (100 Fcfa) de Thé en sachet (unité: Paquet) de taille Petit est très faible ou élevé. Prière de corriger ou de confirmer avec le QG.</w:t>
       </w:r>
     </w:p>
     <w:p>
@@ -5151,6 +5074,27 @@
           <w:sz w:val="20"/>
         </w:rPr>
         <w:t>- La quantité estimée en Kg est incorrecte (Exemple : si le ménage a eu 10 sacs de 100kg = 10*100=1000kg), prière de corriger merci.</w:t>
+      </w:r>
+    </w:p>
+    <w:p>
+      <w:r>
+        <w:rPr>
+          <w:b/>
+          <w:color w:val="4672C4"/>
+          <w:sz w:val="22"/>
+        </w:rPr>
+        <w:t>&gt;&gt; Section19 - Equipements agricoles</w:t>
+      </w:r>
+    </w:p>
+    <w:p>
+      <w:pPr>
+        <w:ind w:left="283"/>
+      </w:pPr>
+      <w:r>
+        <w:rPr>
+          <w:sz w:val="20"/>
+        </w:rPr>
+        <w:t>- Attention ! Houe/daba/hilaire a été revendu à 2500 Fcfa qui est relativement élevé par rapport aux autres prix de revente observés dans cette zone. Prière de corriger ou de confirmer avec le QG.</w:t>
       </w:r>
     </w:p>
     <w:p>
@@ -5611,7 +5555,7 @@
         <w:rPr>
           <w:sz w:val="20"/>
         </w:rPr>
-        <w:t>- Attention ! Le prix unitaire d'achat (1250 Fcfa) de Sucre en poudre  en Kg (taille unique) est relativement élevé par rapport aux autres prix observés dans cette zone. Prière de corriger ou de confirmer avec le QG. Avertissement!! La quantité (4 litre) du produit Huile de soja  consommée  par le ménage semble très élevé, prière de corriger ou confirmer avec le QG. Avertissement!! le prix unitaire (100 Fcfa) de Thé en sachet (unité: Sachets) de taille Petit est très faible ou élevé. Prière de corriger ou de confirmer avec le QG.</w:t>
+        <w:t>- Attention ! Le prix unitaire d'achat (1250 Fcfa) de Sucre en poudre  en Kg (taille unique) est relativement élevé par rapport aux autres prix observés dans cette zone. Prière de corriger ou de confirmer avec le QG. Attention ! Le prix unitaire d'achat (250 Fcfa) de Café moulu en Sachets (Moyen) est relativement élevé par rapport aux autres prix observés dans cette zone. Prière de corriger ou de confirmer avec le QG. Avertissement!! La quantité (4 litre) du produit Huile de soja  consommée  par le ménage semble très élevé, prière de corriger ou confirmer avec le QG. Avertissement!! le prix unitaire (100 Fcfa) de Thé en sachet (unité: Sachets) de taille Petit est très faible ou élevé. Prière de corriger ou de confirmer avec le QG.</w:t>
       </w:r>
     </w:p>
     <w:p>
@@ -5654,27 +5598,6 @@
           <w:sz w:val="20"/>
         </w:rPr>
         <w:t>- Le montant (FCFA) du loyer mensuel payé pour un logement comme le votre dans ce village/quartier est trop élevé, Veuillez s'il vous plaît corriger cette information.</w:t>
-      </w:r>
-    </w:p>
-    <w:p>
-      <w:r>
-        <w:rPr>
-          <w:b/>
-          <w:color w:val="4672C4"/>
-          <w:sz w:val="22"/>
-        </w:rPr>
-        <w:t>&gt;&gt; Section12 - Actifs du menage</w:t>
-      </w:r>
-    </w:p>
-    <w:p>
-      <w:pPr>
-        <w:ind w:left="283"/>
-      </w:pPr>
-      <w:r>
-        <w:rPr>
-          <w:sz w:val="20"/>
-        </w:rPr>
-        <w:t>- Attention ! Bonbonne de gaz a été achété à 6000 Fcfa est relativement faible par rapport aux autres prix d'achat observés dans cette zone. Prière de corriger ou de confirmer avec le QG.</w:t>
       </w:r>
     </w:p>
     <w:p>
@@ -6912,6 +6835,8 @@
         </w:rPr>
         <w:t xml:space="preserve">- Prière de renseigner la valeur de ce produit consommé ou stocké par votre ménage au cours des 12 derniers mois, prière de fournir d'effort pour avoir une estimation (s18cq03) au lieu de 9999. </w:t>
         <w:br/>
+        <w:t xml:space="preserve">- Prière de renseigner la valeur de ce produit consommé ou stocké par votre ménage au cours des 12 derniers mois, prière de fournir d'effort pour avoir une estimation (s18cq03) au lieu de 9999. </w:t>
+        <w:br/>
         <w:t>- Prière de verifier la valeur de ce produit consommé ou stocké par mois dans le ménage, prière de corriger ou confirmer avec le QG.</w:t>
       </w:r>
     </w:p>
@@ -6933,7 +6858,9 @@
         <w:rPr>
           <w:sz w:val="20"/>
         </w:rPr>
-        <w:t>- Attention ! Faucheuse a été achété à 2000 Fcfa est relativement élevé par rapport aux autres prix d'achat observés dans cette zone. Prière de corriger ou de confirmer avec le QG. Attention ! Faucheuse a été revendu à 2000 Fcfa qui est relativement élevé par rapport aux autres prix de revente observés dans cette zone. Prière de corriger ou de confirmer avec le QG.</w:t>
+        <w:t xml:space="preserve">- Attention ! Faucheuse a été achété à 2000 Fcfa est relativement élevé par rapport aux autres prix d'achat observés dans cette zone. Prière de corriger ou de confirmer avec le QG. Attention ! Faucheuse a été revendu à 2000 Fcfa qui est relativement élevé par rapport aux autres prix de revente observés dans cette zone. Prière de corriger ou de confirmer avec le QG. </w:t>
+        <w:br/>
+        <w:t>- Attention ! Houe/daba/hilaire a été revendu à 2000 Fcfa qui est relativement élevé par rapport aux autres prix de revente observés dans cette zone. Prière de corriger ou de confirmer avec le QG.</w:t>
       </w:r>
     </w:p>
     <w:p>
@@ -7290,9 +7217,7 @@
         <w:rPr>
           <w:sz w:val="20"/>
         </w:rPr>
-        <w:t xml:space="preserve">- Attention ! Le montant (5000 Fcfa) dépensé ou reçu en cadeau pour les cartes prépayées, les transferts de crédit et les abonnements de  IBRAHIMA KEITA est relativement élevé par rapport aux autres montants depansés observés dans cette zone. Prière de corriger ou de confirmer avec le QG. </w:t>
-        <w:br/>
-        <w:t>- Les informations sur l'acte de naissance (ni Jours, ni mois et ni années) de  NDIAGA KEITA  manquent, s'il vous plait pouvez-vous fournir d'effort pour avoir ces informations.</w:t>
+        <w:t>- Attention ! Le montant (5000 Fcfa) dépensé ou reçu en cadeau pour les cartes prépayées, les transferts de crédit et les abonnements de  IBRAHIMA KEITA est relativement élevé par rapport aux autres montants depansés observés dans cette zone. Prière de corriger ou de confirmer avec le QG.</w:t>
       </w:r>
     </w:p>
     <w:p>
@@ -7425,7 +7350,7 @@
         <w:rPr>
           <w:sz w:val="20"/>
         </w:rPr>
-        <w:t>- Attention ! Le prix unitaire d'achat (125 Fcfa) de Aubergine   en Pièce (Moyen) est relativement élevé par rapport aux autres prix observés dans cette zone. Prière de corriger ou de confirmer avec le QG. Attention ! Le prix unitaire d'achat (175 Fcfa) de Tomate fraîche en Tas (Petit) est relativement élevé par rapport aux autres prix observés dans cette zone. Prière de corriger ou de confirmer avec le QG. Attention ! Le prix unitaire d'achat (200 Fcfa) de Aubergine sauvage  en Tas (Petit) est relativement élevé par rapport aux autres prix observés dans cette zone. Prière de corriger ou de confirmer avec le QG. Attention ! Le prix unitaire d'achat (400 Fcfa) de Mâchoiron Frais en Tas (Petit) est relativement faible par rapport aux autres prix observés dans cette zone. Prière de corriger ou de confirmer avec le QG. Attention ! Le prix unitaire d'achat (500 Fcfa) de Mâchoiron séchée (Kon) en Sachets (Petit) est relativement élevé par rapport aux autres prix observés dans cette zone. Prière de corriger ou de confirmer avec le QG. Avertissement!!! Le ménage a consommé 5 Paquet Petit de Thé en sachet, cette quantité semble anormale pour une consommation des 7 derniers jours.Prière de corriger ou de confirmer avec le QG. Avertissement!! le prix unitaire (100 Fcfa) de Thé en sachet (unité: Paquet) de taille Petit est très faible ou élevé. Prière de corriger ou de confirmer avec le QG. Avertissement!!! Le ménage a consommé 9 Pièce Moyen de Capitaine frais, cette quantité semble anormale pour une consommation des 7 derniers jours.Prière de corriger ou de confirmer avec le QG.</w:t>
+        <w:t>- Attention ! Le prix unitaire d'achat (125 Fcfa) de Aubergine   en Pièce (Moyen) est relativement élevé par rapport aux autres prix observés dans cette zone. Prière de corriger ou de confirmer avec le QG. Attention ! Le prix unitaire d'achat (175 Fcfa) de Tomate fraîche en Tas (Petit) est relativement élevé par rapport aux autres prix observés dans cette zone. Prière de corriger ou de confirmer avec le QG. Attention ! Le prix unitaire d'achat (400 Fcfa) de Mâchoiron Frais en Tas (Petit) est relativement faible par rapport aux autres prix observés dans cette zone. Prière de corriger ou de confirmer avec le QG. Attention ! Le prix unitaire d'achat (50 Fcfa) de Ail en Gousse (Moyen) est relativement faible par rapport aux autres prix observés dans cette zone. Prière de corriger ou de confirmer avec le QG. Attention ! Le prix unitaire d'achat (500 Fcfa) de Mâchoiron séchée (Kon) en Sachets (Petit) est relativement élevé par rapport aux autres prix observés dans cette zone. Prière de corriger ou de confirmer avec le QG. Avertissement!!! Le ménage a consommé 5 Paquet Petit de Thé en sachet, cette quantité semble anormale pour une consommation des 7 derniers jours.Prière de corriger ou de confirmer avec le QG. Avertissement!! le prix unitaire (100 Fcfa) de Thé en sachet (unité: Paquet) de taille Petit est très faible ou élevé. Prière de corriger ou de confirmer avec le QG. Avertissement!!! Le ménage a consommé 9 Pièce Moyen de Capitaine frais, cette quantité semble anormale pour une consommation des 7 derniers jours.Prière de corriger ou de confirmer avec le QG.</w:t>
       </w:r>
     </w:p>
     <w:p>
@@ -7456,29 +7381,6 @@
           <w:color w:val="4672C4"/>
           <w:sz w:val="22"/>
         </w:rPr>
-        <w:t>&gt;&gt; Section9d - Depenses non-alimentaires - 3 mois</w:t>
-      </w:r>
-    </w:p>
-    <w:p>
-      <w:pPr>
-        <w:ind w:left="283"/>
-      </w:pPr>
-      <w:r>
-        <w:rPr>
-          <w:sz w:val="20"/>
-        </w:rPr>
-        <w:t xml:space="preserve">- Peu plausible! le montant de la dépense pour Frais d'entretien et de réparation de chaussures: cirage, ressemelage, etc semble trop élevé. Veuillez, s'il vous plaît, confirmer cette information avec le QG ou la corriger. </w:t>
-        <w:br/>
-        <w:t>- Peu plausible! le montant de la dépense pour Transport inter-localité à traction animale semble trop élevé. Veuillez, s'il vous plaît, confirmer cette information avec le QG ou la corriger.</w:t>
-      </w:r>
-    </w:p>
-    <w:p>
-      <w:r>
-        <w:rPr>
-          <w:b/>
-          <w:color w:val="4672C4"/>
-          <w:sz w:val="22"/>
-        </w:rPr>
         <w:t>&gt;&gt; Section11 - Caracteristiques logement</w:t>
       </w:r>
     </w:p>
@@ -7491,27 +7393,6 @@
           <w:sz w:val="20"/>
         </w:rPr>
         <w:t>- Le  type de sanitaire que le ménage utilise est CHEZ LE VOISIN et semble exister dans les modalités, prière de prendre attache avec le QG pour plus d'explication afin de la classer bien.</w:t>
-      </w:r>
-    </w:p>
-    <w:p>
-      <w:r>
-        <w:rPr>
-          <w:b/>
-          <w:color w:val="4672C4"/>
-          <w:sz w:val="22"/>
-        </w:rPr>
-        <w:t>&gt;&gt; Section12 - Actifs du menage</w:t>
-      </w:r>
-    </w:p>
-    <w:p>
-      <w:pPr>
-        <w:ind w:left="283"/>
-      </w:pPr>
-      <w:r>
-        <w:rPr>
-          <w:sz w:val="20"/>
-        </w:rPr>
-        <w:t>- Attention ! Bonbonne de gaz a été achété à 5000 Fcfa est relativement faible par rapport aux autres prix d'achat observés dans cette zone. Prière de corriger ou de confirmer avec le QG.</w:t>
       </w:r>
     </w:p>
     <w:p>
@@ -7532,7 +7413,7 @@
         <w:rPr>
           <w:sz w:val="20"/>
         </w:rPr>
-        <w:t>- Le salaire total payé de toutes catégories confondues par le ménage IBRAHIMA KEITA pour la main-d'oeuvre non-familiale sur la parcelle PARCELLE WANAK MIL au cours de la campagne pour la période de préparation du sol (labour) et des semis est de 0 qui semble élevé ou faible. Merci de corriger. Le salaire total payé de toutes catégories confondues par le ménage IBRAHIMA KEITA pour la main-d'oeuvre non-familiale sur la parcelle PARCELLE WANAK MIL au cours de la campagne pour la période des récoltes est de 0 qui semble élevé ou faible. Merci de corriger. La parcelle PARCELLE WANAK MIL n'a pas été mésurée pour des raisons comme qu'elle est trop petite, GPS en panne et que le Ménage indisponible. Nous vous rappelons que ces raisons ne passent pas pour la non mesure des parcelles prière de les mésurer. Le document légal (titre, acte, certificat etc. ) qui affirme votre possession de la parcelle PARCELLE WANAK MIL est  et semble exister dans les modalités, prière de prendre attache avec le QG pour plus d'explication afin de la classer bien.</w:t>
+        <w:t>- La parcelle PARCELLE WANAK MIL n'a pas été mésurée pour des raisons comme qu'elle est trop petite, GPS en panne et que le Ménage indisponible. Nous vous rappelons que ces raisons ne passent pas pour la non mesure des parcelles prière de les mésurer. Le salaire d'un homme de 15ans et plus ayant travaillé sur la parcelle PARCELLE WANAK MIL par jours au moment de la période de préparation du sol (labour) et des semis est de 100 FCFA qui semble faible ou  élevé, prière de corriger. Le salaire d'un homme de 15ans et plus ayant travaillé sur la parcelle PARCELLE WANAK MIL par jours au moment de la période des récoltes est de 200 FCFA qui semble faible ou  élevé, prière de corriger. Le document légal (titre, acte, certificat etc. ) qui affirme votre possession de la parcelle PARCELLE WANAK MIL est  et semble exister dans les modalités, prière de prendre attache avec le QG pour plus d'explication afin de la classer bien.</w:t>
       </w:r>
     </w:p>
     <w:p>
@@ -7912,11 +7793,7 @@
         </w:rPr>
         <w:t xml:space="preserve">- Avertissement!!!  Seny Diallo  possède un téléphone android mais dit n'avoir pas accès à l'internet, prière de confirmer cette information avec le QG ou la corriger. </w:t>
         <w:br/>
-        <w:t xml:space="preserve">- Les informations sur l'acte de naissance (ni Jours, ni mois et ni années) de  Issa Diallo  manquent, s'il vous plait pouvez-vous fournir d'effort pour avoir ces informations. </w:t>
-        <w:br/>
-        <w:t xml:space="preserve">- Les informations sur l'acte de naissance (ni Jours, ni mois et ni années) de  Moussa Diallo  manquent, s'il vous plait pouvez-vous fournir d'effort pour avoir ces informations. Le mois de l'enfant ( Moussa Diallo ) n'est pas connu mais vous avez declaré en s01q04a le nombre de mois, prière de changer NSP au niveau de s01q03b. </w:t>
-        <w:br/>
-        <w:t>- Les informations sur l'acte de naissance (ni Jours, ni mois et ni années) de  Samba Diallo  manquent, s'il vous plait pouvez-vous fournir d'effort pour avoir ces informations. Attention ! Vous avez déclaré en s01q00 que le répondant est la personne elle-même, or Samba Diallo est trop jeune (6 ans) pour fournir des informations correctes. Prière de refaire la section 1 pour Samba Diallo en demandant à un adulte de répondre aux questions à sa place.</w:t>
+        <w:t>- Attention ! Vous avez déclaré en s01q00 que le répondant est la personne elle-même, or Samba Diallo est trop jeune (6 ans) pour fournir des informations correctes. Prière de refaire la section 1 pour Samba Diallo en demandant à un adulte de répondre aux questions à sa place.</w:t>
       </w:r>
     </w:p>
     <w:p>
@@ -8029,7 +7906,7 @@
         <w:rPr>
           <w:sz w:val="20"/>
         </w:rPr>
-        <w:t>- Attention ! Le prix unitaire d'achat (200 Fcfa) de Aubergine   en Tas (Petit) est relativement élevé par rapport aux autres prix observés dans cette zone. Prière de corriger ou de confirmer avec le QG. Incohérence!! Dans ce ménage, chaque individus consomme par jour .5428571 Kg  de cereale; Prière de revoir les quantités prises de ces produits. Incohérence!! Dans ce ménage, chaque individus consomme par jour .5428571 Kg  de cereale; Prière de revoir les quantités prises de ces produits. Incohérence!! Dans ce ménage, chaque individus consomme par jour .5428571 Kg  de cereale; Prière de revoir les quantités prises de ces produits.</w:t>
+        <w:t>- Attention ! Le prix unitaire d'achat (150 Fcfa) de Citron en Pièce (Moyen) est relativement élevé par rapport aux autres prix observés dans cette zone. Prière de corriger ou de confirmer avec le QG. Incohérence!! Dans ce ménage, chaque individus consomme par jour .5428571 Kg  de cereale; Prière de revoir les quantités prises de ces produits. Incohérence!! Dans ce ménage, chaque individus consomme par jour .5428571 Kg  de cereale; Prière de revoir les quantités prises de ces produits. Incohérence!! Dans ce ménage, chaque individus consomme par jour .5428571 Kg  de cereale; Prière de revoir les quantités prises de ces produits.</w:t>
       </w:r>
     </w:p>
     <w:p>
@@ -8060,27 +7937,6 @@
           <w:color w:val="4672C4"/>
           <w:sz w:val="22"/>
         </w:rPr>
-        <w:t>&gt;&gt; Section9e - Depenses non-alimentaires - 6 mois</w:t>
-      </w:r>
-    </w:p>
-    <w:p>
-      <w:pPr>
-        <w:ind w:left="283"/>
-      </w:pPr>
-      <w:r>
-        <w:rPr>
-          <w:sz w:val="20"/>
-        </w:rPr>
-        <w:t>- Peu plausible! le montant de la dépense pour Vêtements enfants (0-14 ans): layette pour bébé, chemise, pantalon garçon, robe fillette, slip enfant, blouses, etc. (Pas inclure les uniformes scolaires) semble faible. Veuillez, s'il vous plaît, confirmer cette information avec le QG ou la corriger.</w:t>
-      </w:r>
-    </w:p>
-    <w:p>
-      <w:r>
-        <w:rPr>
-          <w:b/>
-          <w:color w:val="4672C4"/>
-          <w:sz w:val="22"/>
-        </w:rPr>
         <w:t>&gt;&gt; Section10a - Existence entreprise non agricole</w:t>
       </w:r>
     </w:p>
@@ -8156,27 +8012,6 @@
           <w:sz w:val="20"/>
         </w:rPr>
         <w:t>- Avertissement! Le prix unitaire (40000 Fcfa) d'un Ovins (Moutons) est trop petit ou élevé. Veuillez confirmer ces informations avec le QG ou apporter les corrections nécessaires. Avertissement! Le prix de vente (30000 Fcfa) d'un Ovins (Moutons) est trop petit ou élevé . Veuillez confirmer ces informations avec le QG ou apporter les corrections nécessaires.</w:t>
-      </w:r>
-    </w:p>
-    <w:p>
-      <w:r>
-        <w:rPr>
-          <w:b/>
-          <w:color w:val="4672C4"/>
-          <w:sz w:val="22"/>
-        </w:rPr>
-        <w:t>&gt;&gt; Section19 - Equipements agricoles</w:t>
-      </w:r>
-    </w:p>
-    <w:p>
-      <w:pPr>
-        <w:ind w:left="283"/>
-      </w:pPr>
-      <w:r>
-        <w:rPr>
-          <w:sz w:val="20"/>
-        </w:rPr>
-        <w:t>- Le ménage a utilisé Houe asine qu'il ne possède pas mais qui a loué auprès d'une coopérative ou d'un autre ménage, il a payé 0 FCFA. Prière de fournir d'effort pour estimer la valeur payé après utilisation. Le ménage a utilisé Houe asine qu'il ne possède pas mais a loué auprès d'une coopérative ou d'un autre ménage et a payé (0 FCFA) qui semble élevé ou faible, prière de corriger ou confirmer auprès du QG.</w:t>
       </w:r>
     </w:p>
     <w:p>
